--- a/grant-radar/dist/Nami_Grant_Radar_User_Manual.docx
+++ b/grant-radar/dist/Nami_Grant_Radar_User_Manual.docx
@@ -12,7 +12,7 @@
     </w:p>
     <w:p>
       <w:r>
-        <w:t>Revision date: 2026-09-12. Application version: 1.0.0.</w:t>
+        <w:t>Revision date: 2026-09-12. Application version: 1.0.1.</w:t>
       </w:r>
     </w:p>
     <w:p>
@@ -312,7 +312,7 @@
     </w:p>
     <w:p>
       <w:r>
-        <w:t>Source state describes research freshness. CURRENT means a source was checked on the displayed date. STALE means staff should recheck it. UNKNOWN means a check date or source condition is not established. None of these states confirms agency eligibility.</w:t>
+        <w:t>Source state describes research freshness. CURRENT means a source was checked on the displayed date. STALE means staff should recheck it; records automatically become stale after 30 days, or immediately when staff mark them stale. UNKNOWN means a check date or source condition is not established. None of these states confirms agency eligibility.</w:t>
       </w:r>
     </w:p>
     <w:p>
@@ -605,7 +605,7 @@
     </w:p>
     <w:p>
       <w:r>
-        <w:t xml:space="preserve">Save preferences writes </w:t>
+        <w:t xml:space="preserve">The saved preferences produce a Manual research brief. Open public web search uses keywords and geography in an external search link. Apply amount, applicant, deadline, and exclusion preferences manually on official pages. This does not automatically filter existing records or record a discovery run. Save preferences writes </w:t>
       </w:r>
       <w:r>
         <w:rPr>
@@ -651,7 +651,7 @@
     </w:p>
     <w:p>
       <w:r>
-        <w:t>Radar uses a conservative stable key. It first compares the external source identifier. If none exists, it compares normalized title plus official source URL. A create or edit that matches an existing stable key is blocked and points staff to the existing record.</w:t>
+        <w:t>Radar compares external source identifiers and also checks normalized title plus exact official source URL, even when identifiers differ. A create or edit matching either check is blocked and points staff to the existing record.</w:t>
       </w:r>
     </w:p>
     <w:p>
@@ -702,7 +702,7 @@
     </w:p>
     <w:p>
       <w:r>
-        <w:t>Open Exports and choose Export active leads. Radar downloads a schema-version-2 JSON file. The existing Grant Dashboard accepts opportunity records from Settings through Choose JSON. Select the intended dashboard workspace before import. For testing, use the Sample workspace and synthetic records.</w:t>
+        <w:t>Open Exports and choose Export active public leads, or choose Export fictional samples for practice. Export this lead is also available within each record. Public and fictional records cannot be mixed in one export. Radar downloads a schema-version-2 JSON file with an explicit sample/public workspace hint. Export refuses oversized content instead of silently truncating notes. The existing Grant Dashboard accepts opportunity records from Settings through Choose JSON. Select the intended dashboard workspace before import. For testing, use the Sample workspace and synthetic records.</w:t>
       </w:r>
     </w:p>
     <w:p>
@@ -1283,7 +1283,7 @@
         <w:color w:val="5A696E"/>
         <w:sz w:val="16"/>
       </w:rPr>
-      <w:t>Nami Grant Radar · 2026-09-12 · Version 1.0.0</w:t>
+      <w:t>Nami Grant Radar · 2026-09-12 · Version 1.0.1</w:t>
     </w:r>
   </w:p>
 </w:ftr>

--- a/grant-radar/dist/Nami_Grant_Radar_User_Manual.docx
+++ b/grant-radar/dist/Nami_Grant_Radar_User_Manual.docx
@@ -163,7 +163,19 @@
         <w:t xml:space="preserve">Got it</w:t>
       </w:r>
       <w:r>
-        <w:t xml:space="preserve"> to hide it. To see the tips again, go to Help and tap </w:t>
+        <w:t xml:space="preserve"> to put it away, or </w:t>
+      </w:r>
+      <w:r>
+        <w:rPr>
+          <w:b/>
+          <w:bCs/>
+          <w:i w:val="false"/>
+          <w:iCs w:val="false"/>
+        </w:rPr>
+        <w:t xml:space="preserve">Later</w:t>
+      </w:r>
+      <w:r>
+        <w:t xml:space="preserve"> to see it again tomorrow. To see every tip again, go to Help and tap </w:t>
       </w:r>
       <w:r>
         <w:rPr>
@@ -191,7 +203,7 @@
         <w:spacing w:after="120"/>
       </w:pPr>
       <w:r>
-        <w:t xml:space="preserve">Home is the at-a-glance view. Three cards show:</w:t>
+        <w:t xml:space="preserve">Home is three short lists:</w:t>
       </w:r>
     </w:p>
     <w:p>
@@ -210,10 +222,10 @@
           <w:i w:val="false"/>
           <w:iCs w:val="false"/>
         </w:rPr>
-        <w:t xml:space="preserve">Due in 30 days</w:t>
-      </w:r>
-      <w:r>
-        <w:t xml:space="preserve">: leads with a deadline in the next month.</w:t>
+        <w:t xml:space="preserve">Coming up</w:t>
+      </w:r>
+      <w:r>
+        <w:t xml:space="preserve">: the next deadlines, in date order.</w:t>
       </w:r>
     </w:p>
     <w:p>
@@ -235,7 +247,7 @@
         <w:t xml:space="preserve">Needs checking</w:t>
       </w:r>
       <w:r>
-        <w:t xml:space="preserve">: leads with open questions, a funder page you have not looked at for a while, or a recent change.</w:t>
+        <w:t xml:space="preserve">: leads with open questions, a funder page you have not looked at for a while, or a recent change. Each shows its next step.</w:t>
       </w:r>
     </w:p>
     <w:p>
@@ -265,19 +277,19 @@
         <w:spacing w:after="120"/>
       </w:pPr>
       <w:r>
-        <w:t xml:space="preserve">Tap a card to see those leads. Below the cards, </w:t>
-      </w:r>
-      <w:r>
-        <w:rPr>
-          <w:b/>
-          <w:bCs/>
-          <w:i w:val="false"/>
-          <w:iCs w:val="false"/>
-        </w:rPr>
-        <w:t xml:space="preserve">Coming up</w:t>
-      </w:r>
-      <w:r>
-        <w:t xml:space="preserve"> lists the next deadlines in date order.</w:t>
+        <w:t xml:space="preserve">Tap a lead to open it. </w:t>
+      </w:r>
+      <w:r>
+        <w:rPr>
+          <w:b/>
+          <w:bCs/>
+          <w:i w:val="false"/>
+          <w:iCs w:val="false"/>
+        </w:rPr>
+        <w:t xml:space="preserve">See all</w:t>
+      </w:r>
+      <w:r>
+        <w:t xml:space="preserve"> beside a heading opens the whole list on the Leads page.</w:t>
       </w:r>
     </w:p>
     <w:p>
@@ -426,7 +438,19 @@
         <w:t xml:space="preserve">Status.</w:t>
       </w:r>
       <w:r>
-        <w:t xml:space="preserve"> Tap one of the status buttons to change it: New, Needs checking, Looking into it, Shortlisted, Not for us, Archived, Closed.</w:t>
+        <w:t xml:space="preserve"> Tap one of the status buttons to change it: New, Needs checking, Looking into it, Shortlisted, Not for us. </w:t>
+      </w:r>
+      <w:r>
+        <w:rPr>
+          <w:b/>
+          <w:bCs/>
+          <w:i w:val="false"/>
+          <w:iCs w:val="false"/>
+        </w:rPr>
+        <w:t xml:space="preserve">Archive</w:t>
+      </w:r>
+      <w:r>
+        <w:t xml:space="preserve"> is its own button, above. A lead that is archived or closed shows that as its status.</w:t>
       </w:r>
     </w:p>
     <w:p>
@@ -1546,7 +1570,7 @@
           <w:sz w:val="18"/>
           <w:szCs w:val="18"/>
         </w:rPr>
-        <w:t xml:space="preserve">Grant Radar 2.0.0 · 2026-10-05. Use public information only.</w:t>
+        <w:t xml:space="preserve">Grant Radar 2.1.0 · 2026-10-05. Use public information only.</w:t>
       </w:r>
     </w:p>
     <w:sectPr>

--- a/grant-radar/dist/Nami_Grant_Radar_User_Manual.docx
+++ b/grant-radar/dist/Nami_Grant_Radar_User_Manual.docx
@@ -75,7 +75,19 @@
         <w:spacing w:after="120"/>
       </w:pPr>
       <w:r>
-        <w:t xml:space="preserve">Open the Grant Radar link. The first time, a short tour points at each part of the screen. Use </w:t>
+        <w:t xml:space="preserve">Open the NAMI landing page and press </w:t>
+      </w:r>
+      <w:r>
+        <w:rPr>
+          <w:b/>
+          <w:bCs/>
+          <w:i w:val="false"/>
+          <w:iCs w:val="false"/>
+        </w:rPr>
+        <w:t xml:space="preserve">Open Grant Radar</w:t>
+      </w:r>
+      <w:r>
+        <w:t xml:space="preserve">. The first time, a short tour points at each part of the screen. Use </w:t>
       </w:r>
       <w:r>
         <w:rPr>

--- a/grant-radar/dist/Nami_Grant_Radar_User_Manual.docx
+++ b/grant-radar/dist/Nami_Grant_Radar_User_Manual.docx
@@ -237,7 +237,7 @@
         <w:t xml:space="preserve">Coming up</w:t>
       </w:r>
       <w:r>
-        <w:t xml:space="preserve">: the next deadlines, in date order.</w:t>
+        <w:t xml:space="preserve">: the next apply-by dates, in date order.</w:t>
       </w:r>
     </w:p>
     <w:p>
@@ -329,7 +329,7 @@
         <w:t xml:space="preserve">Leads</w:t>
       </w:r>
       <w:r>
-        <w:t xml:space="preserve"> page lists every lead, soonest deadline first. Leads with no deadline come last.</w:t>
+        <w:t xml:space="preserve"> page lists every lead, soonest apply-by date first. Leads with no date come last.</w:t>
       </w:r>
     </w:p>
     <w:p>
@@ -417,7 +417,7 @@
         <w:spacing w:after="120"/>
       </w:pPr>
       <w:r>
-        <w:t xml:space="preserve">Each row shows the deadline. A deadline within 30 days has a soft amber mark. A small dot means something on the funder's page changed since you last looked.</w:t>
+        <w:t xml:space="preserve">Each row shows the apply-by date. A date within 30 days has a soft amber mark. A small dot means something on the funder's page changed since you last looked.</w:t>
       </w:r>
     </w:p>
     <w:p>
@@ -433,7 +433,7 @@
         <w:spacing w:after="120"/>
       </w:pPr>
       <w:r>
-        <w:t xml:space="preserve">Tap a lead to open it. At the top are the deadline, the amount, and when someone last checked the funder's page.</w:t>
+        <w:t xml:space="preserve">Tap a lead to open it. At the top are the apply-by date, the amount, and when someone last checked the funder's page.</w:t>
       </w:r>
     </w:p>
     <w:p>
@@ -565,15 +565,27 @@
         <w:t xml:space="preserve">+ Add a lead</w:t>
       </w:r>
       <w:r>
-        <w:t xml:space="preserve">. Only the name is needed. If you can, add the funder, the link to the funder's page, the deadline and the amount.</w:t>
-      </w:r>
-    </w:p>
-    <w:p>
-      <w:pPr>
-        <w:spacing w:after="120"/>
-      </w:pPr>
-      <w:r>
-        <w:t xml:space="preserve">For the deadline, choose </w:t>
+        <w:t xml:space="preserve">. Only the name is needed. If you can, add the funder, the link to the funder's page, the apply-by date and the amount.</w:t>
+      </w:r>
+    </w:p>
+    <w:p>
+      <w:pPr>
+        <w:spacing w:after="120"/>
+      </w:pPr>
+      <w:r>
+        <w:t xml:space="preserve">For </w:t>
+      </w:r>
+      <w:r>
+        <w:rPr>
+          <w:b/>
+          <w:bCs/>
+          <w:i w:val="false"/>
+          <w:iCs w:val="false"/>
+        </w:rPr>
+        <w:t xml:space="preserve">Apply by</w:t>
+      </w:r>
+      <w:r>
+        <w:t xml:space="preserve">, choose </w:t>
       </w:r>
       <w:r>
         <w:rPr>
@@ -682,15 +694,15 @@
         <w:t xml:space="preserve">I checked the page</w:t>
       </w:r>
       <w:r>
-        <w:t xml:space="preserve">. Note the date you looked and anything you saw: the deadline, the amount, whether it is open, how to apply.</w:t>
-      </w:r>
-    </w:p>
-    <w:p>
-      <w:pPr>
-        <w:spacing w:after="120"/>
-      </w:pPr>
-      <w:r>
-        <w:t xml:space="preserve">If the deadline, amount, time zone, restrictions or way to apply changed, Radar marks the lead </w:t>
+        <w:t xml:space="preserve">. Note the date you looked and anything you saw: the apply-by date, the amount, whether it is open, how to apply.</w:t>
+      </w:r>
+    </w:p>
+    <w:p>
+      <w:pPr>
+        <w:spacing w:after="120"/>
+      </w:pPr>
+      <w:r>
+        <w:t xml:space="preserve">If the apply-by date, amount, time zone, restrictions or way to apply changed, Radar marks the lead </w:t>
       </w:r>
       <w:r>
         <w:rPr>
@@ -976,55 +988,79 @@
         <w:t xml:space="preserve">Open the Grant Dashboard</w:t>
       </w:r>
       <w:r>
-        <w:t xml:space="preserve">. There, go to </w:t>
-      </w:r>
-      <w:r>
-        <w:rPr>
-          <w:b/>
-          <w:bCs/>
-          <w:i w:val="false"/>
-          <w:iCs w:val="false"/>
-        </w:rPr>
-        <w:t xml:space="preserve">Settings</w:t>
-      </w:r>
-      <w:r>
-        <w:t xml:space="preserve">, choose the </w:t>
-      </w:r>
-      <w:r>
-        <w:rPr>
-          <w:b/>
-          <w:bCs/>
-          <w:i w:val="false"/>
-          <w:iCs w:val="false"/>
-        </w:rPr>
-        <w:t xml:space="preserve">Agency</w:t>
-      </w:r>
-      <w:r>
-        <w:t xml:space="preserve"> workspace (or </w:t>
-      </w:r>
-      <w:r>
-        <w:rPr>
-          <w:b/>
-          <w:bCs/>
-          <w:i w:val="false"/>
-          <w:iCs w:val="false"/>
-        </w:rPr>
-        <w:t xml:space="preserve">Sample</w:t>
-      </w:r>
-      <w:r>
-        <w:t xml:space="preserve"> for practice leads), tap </w:t>
-      </w:r>
-      <w:r>
-        <w:rPr>
-          <w:b/>
-          <w:bCs/>
-          <w:i w:val="false"/>
-          <w:iCs w:val="false"/>
-        </w:rPr>
-        <w:t xml:space="preserve">Import records</w:t>
-      </w:r>
-      <w:r>
-        <w:t xml:space="preserve"> and choose the file.</w:t>
+        <w:t xml:space="preserve">. There, set </w:t>
+      </w:r>
+      <w:r>
+        <w:rPr>
+          <w:b/>
+          <w:bCs/>
+          <w:i w:val="false"/>
+          <w:iCs w:val="false"/>
+        </w:rPr>
+        <w:t xml:space="preserve">Showing</w:t>
+      </w:r>
+      <w:r>
+        <w:t xml:space="preserve"> (top right) to </w:t>
+      </w:r>
+      <w:r>
+        <w:rPr>
+          <w:b/>
+          <w:bCs/>
+          <w:i w:val="false"/>
+          <w:iCs w:val="false"/>
+        </w:rPr>
+        <w:t xml:space="preserve">Our grants</w:t>
+      </w:r>
+      <w:r>
+        <w:t xml:space="preserve"> (or </w:t>
+      </w:r>
+      <w:r>
+        <w:rPr>
+          <w:b/>
+          <w:bCs/>
+          <w:i w:val="false"/>
+          <w:iCs w:val="false"/>
+        </w:rPr>
+        <w:t xml:space="preserve">Practice grants</w:t>
+      </w:r>
+      <w:r>
+        <w:t xml:space="preserve"> for practice leads). Open </w:t>
+      </w:r>
+      <w:r>
+        <w:rPr>
+          <w:b/>
+          <w:bCs/>
+          <w:i w:val="false"/>
+          <w:iCs w:val="false"/>
+        </w:rPr>
+        <w:t xml:space="preserve">More tools</w:t>
+      </w:r>
+      <w:r>
+        <w:t xml:space="preserve">, then </w:t>
+      </w:r>
+      <w:r>
+        <w:rPr>
+          <w:b/>
+          <w:bCs/>
+          <w:i w:val="false"/>
+          <w:iCs w:val="false"/>
+        </w:rPr>
+        <w:t xml:space="preserve">Settings &amp;amp; backup</w:t>
+      </w:r>
+      <w:r>
+        <w:t xml:space="preserve">, press </w:t>
+      </w:r>
+      <w:r>
+        <w:rPr>
+          <w:b/>
+          <w:bCs/>
+          <w:i w:val="false"/>
+          <w:iCs w:val="false"/>
+        </w:rPr>
+        <w:t xml:space="preserve">Add records from a file</w:t>
+      </w:r>
+      <w:r>
+        <w:t xml:space="preserve">, and choose the file.</w:t>
       </w:r>
     </w:p>
     <w:p>
@@ -1040,7 +1076,7 @@
         <w:spacing w:after="120"/>
       </w:pPr>
       <w:r>
-        <w:t xml:space="preserve">Practice leads are sent on their own, so they land in the Dashboard's Sample workspace and never mix with real ones.</w:t>
+        <w:t xml:space="preserve">Practice leads are sent on their own, so they can go into the Dashboard's Practice grants and never mix with real ones.</w:t>
       </w:r>
     </w:p>
     <w:p>
@@ -1582,7 +1618,7 @@
           <w:sz w:val="18"/>
           <w:szCs w:val="18"/>
         </w:rPr>
-        <w:t xml:space="preserve">Grant Radar 2.1.0 · 2026-10-05. Use public information only.</w:t>
+        <w:t xml:space="preserve">Grant Radar 2.1.1 · 2026-10-05. Use public information only.</w:t>
       </w:r>
     </w:p>
     <w:sectPr>
